--- a/Meadow_Pathways_Staff_Conduct_Policy.docx
+++ b/Meadow_Pathways_Staff_Conduct_Policy.docx
@@ -140,21 +140,7 @@
         <w:rPr>
           <w:color w:val="4F6228" w:themeColor="accent3" w:themeShade="80"/>
         </w:rPr>
-        <w:t xml:space="preserve">4. Expectations </w:t>
-      </w:r>
-      <w:proofErr w:type="gramStart"/>
-      <w:r>
-        <w:rPr>
-          <w:color w:val="4F6228" w:themeColor="accent3" w:themeShade="80"/>
-        </w:rPr>
-        <w:t>of</w:t>
-      </w:r>
-      <w:proofErr w:type="gramEnd"/>
-      <w:r>
-        <w:rPr>
-          <w:color w:val="4F6228" w:themeColor="accent3" w:themeShade="80"/>
-        </w:rPr>
-        <w:t xml:space="preserve"> Staff Conduct</w:t>
+        <w:t>4. Expectations of Staff Conduct</w:t>
       </w:r>
     </w:p>
     <w:p>
@@ -188,13 +174,7 @@
       </w:r>
       <w:r>
         <w:lastRenderedPageBreak/>
-        <w:t xml:space="preserve">- Avoid any behaviour that could be perceived as </w:t>
-      </w:r>
-      <w:r>
-        <w:t>favoritisms</w:t>
-      </w:r>
-      <w:r>
-        <w:t xml:space="preserve"> or inappropriate.</w:t>
+        <w:t>- Avoid any behaviour that could be perceived as favoritisms or inappropriate.</w:t>
       </w:r>
       <w:r>
         <w:br/>
@@ -311,15 +291,7 @@
     <w:p>
       <w:r>
         <w:br/>
-        <w:t xml:space="preserve">Staff must </w:t>
-      </w:r>
-      <w:proofErr w:type="gramStart"/>
-      <w:r>
-        <w:t>maintain confidentiality at all times</w:t>
-      </w:r>
-      <w:proofErr w:type="gramEnd"/>
-      <w:r>
-        <w:t>. Information about learners or staff must not be shared unless there is a safeguarding concern or a legal requirement to do so. Conversations or observations about learners must not be discussed outside of work or on social media.</w:t>
+        <w:t>Staff must maintain confidentiality at all times. Information about learners or staff must not be shared unless there is a safeguarding concern or a legal requirement to do so. Conversations or observations about learners must not be discussed outside of work or on social media.</w:t>
       </w:r>
       <w:r>
         <w:br/>
@@ -374,15 +346,7 @@
         <w:br/>
       </w:r>
       <w:r>
-        <w:t xml:space="preserve">All staff must read, understand, and sign to confirm their agreement to comply with this Staff Conduct Policy. A signed copy will be retained </w:t>
-      </w:r>
-      <w:proofErr w:type="gramStart"/>
-      <w:r>
-        <w:t>on</w:t>
-      </w:r>
-      <w:proofErr w:type="gramEnd"/>
-      <w:r>
-        <w:t xml:space="preserve"> each employee’s file.</w:t>
+        <w:t>All staff must read, understand, and sign to confirm their agreement to comply with this Staff Conduct Policy. A signed copy will be retained on each employee’s file.</w:t>
       </w:r>
       <w:r>
         <w:br/>
@@ -390,8 +354,12 @@
     </w:p>
     <w:p/>
     <w:sectPr>
-      <w:headerReference w:type="default" r:id="rId8"/>
-      <w:footerReference w:type="default" r:id="rId9"/>
+      <w:headerReference w:type="even" r:id="rId8"/>
+      <w:headerReference w:type="default" r:id="rId9"/>
+      <w:footerReference w:type="even" r:id="rId10"/>
+      <w:footerReference w:type="default" r:id="rId11"/>
+      <w:headerReference w:type="first" r:id="rId12"/>
+      <w:footerReference w:type="first" r:id="rId13"/>
       <w:pgSz w:w="12240" w:h="15840"/>
       <w:pgMar w:top="1440" w:right="1800" w:bottom="1440" w:left="1800" w:header="720" w:footer="720" w:gutter="0"/>
       <w:cols w:space="720"/>
@@ -432,20 +400,41 @@
     <w:pPr>
       <w:pStyle w:val="Footer"/>
     </w:pPr>
-    <w:proofErr w:type="gramStart"/>
+  </w:p>
+</w:ftr>
+</file>
+
+<file path=word/footer2.xml><?xml version="1.0" encoding="utf-8"?>
+<w:ftr xmlns:wpc="http://schemas.microsoft.com/office/word/2010/wordprocessingCanvas" xmlns:cx="http://schemas.microsoft.com/office/drawing/2014/chartex" xmlns:cx1="http://schemas.microsoft.com/office/drawing/2015/9/8/chartex" xmlns:cx2="http://schemas.microsoft.com/office/drawing/2015/10/21/chartex" xmlns:cx3="http://schemas.microsoft.com/office/drawing/2016/5/9/chartex" xmlns:cx4="http://schemas.microsoft.com/office/drawing/2016/5/10/chartex" xmlns:cx5="http://schemas.microsoft.com/office/drawing/2016/5/11/chartex" xmlns:cx6="http://schemas.microsoft.com/office/drawing/2016/5/12/chartex" xmlns:cx7="http://schemas.microsoft.com/office/drawing/2016/5/13/chartex" xmlns:cx8="http://schemas.microsoft.com/office/drawing/2016/5/14/chartex" xmlns:mc="http://schemas.openxmlformats.org/markup-compatibility/2006" xmlns:aink="http://schemas.microsoft.com/office/drawing/2016/ink" xmlns:am3d="http://schemas.microsoft.com/office/drawing/2017/model3d" xmlns:o="urn:schemas-microsoft-com:office:office" xmlns:oel="http://schemas.microsoft.com/office/2019/extlst" xmlns:r="http://schemas.openxmlformats.org/officeDocument/2006/relationships" xmlns:m="http://schemas.openxmlformats.org/officeDocument/2006/math" xmlns:v="urn:schemas-microsoft-com:vml" xmlns:wp14="http://schemas.microsoft.com/office/word/2010/wordprocessingDrawing" xmlns:wp="http://schemas.openxmlformats.org/drawingml/2006/wordprocessingDrawing" xmlns:w10="urn:schemas-microsoft-com:office:word" xmlns:w="http://schemas.openxmlformats.org/wordprocessingml/2006/main" xmlns:w14="http://schemas.microsoft.com/office/word/2010/wordml" xmlns:w15="http://schemas.microsoft.com/office/word/2012/wordml" xmlns:w16cex="http://schemas.microsoft.com/office/word/2018/wordml/cex" xmlns:w16cid="http://schemas.microsoft.com/office/word/2016/wordml/cid" xmlns:w16="http://schemas.microsoft.com/office/word/2018/wordml" xmlns:w16du="http://schemas.microsoft.com/office/word/2023/wordml/word16du" xmlns:w16sdtdh="http://schemas.microsoft.com/office/word/2020/wordml/sdtdatahash" xmlns:w16sdtfl="http://schemas.microsoft.com/office/word/2024/wordml/sdtformatlock" xmlns:w16se="http://schemas.microsoft.com/office/word/2015/wordml/symex" xmlns:wpg="http://schemas.microsoft.com/office/word/2010/wordprocessingGroup" xmlns:wpi="http://schemas.microsoft.com/office/word/2010/wordprocessingInk" xmlns:wne="http://schemas.microsoft.com/office/word/2006/wordml" xmlns:wps="http://schemas.microsoft.com/office/word/2010/wordprocessingShape" mc:Ignorable="w14 w15 w16se w16cid w16 w16cex w16sdtdh w16sdtfl w16du wp14">
+  <w:p>
+    <w:pPr>
+      <w:pStyle w:val="Footer"/>
+    </w:pPr>
     <w:r>
       <w:t xml:space="preserve">MPWEC  </w:t>
     </w:r>
     <w:r>
-      <w:t>Staff</w:t>
-    </w:r>
-    <w:proofErr w:type="gramEnd"/>
-    <w:r>
-      <w:t xml:space="preserve"> Conduct </w:t>
+      <w:t xml:space="preserve">Staff Conduct </w:t>
     </w:r>
     <w:r>
-      <w:t>Policy – May 2025</w:t>
+      <w:t xml:space="preserve">Policy – </w:t>
     </w:r>
+    <w:r>
+      <w:t>September</w:t>
+    </w:r>
+    <w:r>
+      <w:t xml:space="preserve"> 2025</w:t>
+    </w:r>
+  </w:p>
+</w:ftr>
+</file>
+
+<file path=word/footer3.xml><?xml version="1.0" encoding="utf-8"?>
+<w:ftr xmlns:wpc="http://schemas.microsoft.com/office/word/2010/wordprocessingCanvas" xmlns:cx="http://schemas.microsoft.com/office/drawing/2014/chartex" xmlns:cx1="http://schemas.microsoft.com/office/drawing/2015/9/8/chartex" xmlns:cx2="http://schemas.microsoft.com/office/drawing/2015/10/21/chartex" xmlns:cx3="http://schemas.microsoft.com/office/drawing/2016/5/9/chartex" xmlns:cx4="http://schemas.microsoft.com/office/drawing/2016/5/10/chartex" xmlns:cx5="http://schemas.microsoft.com/office/drawing/2016/5/11/chartex" xmlns:cx6="http://schemas.microsoft.com/office/drawing/2016/5/12/chartex" xmlns:cx7="http://schemas.microsoft.com/office/drawing/2016/5/13/chartex" xmlns:cx8="http://schemas.microsoft.com/office/drawing/2016/5/14/chartex" xmlns:mc="http://schemas.openxmlformats.org/markup-compatibility/2006" xmlns:aink="http://schemas.microsoft.com/office/drawing/2016/ink" xmlns:am3d="http://schemas.microsoft.com/office/drawing/2017/model3d" xmlns:o="urn:schemas-microsoft-com:office:office" xmlns:oel="http://schemas.microsoft.com/office/2019/extlst" xmlns:r="http://schemas.openxmlformats.org/officeDocument/2006/relationships" xmlns:m="http://schemas.openxmlformats.org/officeDocument/2006/math" xmlns:v="urn:schemas-microsoft-com:vml" xmlns:wp14="http://schemas.microsoft.com/office/word/2010/wordprocessingDrawing" xmlns:wp="http://schemas.openxmlformats.org/drawingml/2006/wordprocessingDrawing" xmlns:w10="urn:schemas-microsoft-com:office:word" xmlns:w="http://schemas.openxmlformats.org/wordprocessingml/2006/main" xmlns:w14="http://schemas.microsoft.com/office/word/2010/wordml" xmlns:w15="http://schemas.microsoft.com/office/word/2012/wordml" xmlns:w16cex="http://schemas.microsoft.com/office/word/2018/wordml/cex" xmlns:w16cid="http://schemas.microsoft.com/office/word/2016/wordml/cid" xmlns:w16="http://schemas.microsoft.com/office/word/2018/wordml" xmlns:w16du="http://schemas.microsoft.com/office/word/2023/wordml/word16du" xmlns:w16sdtdh="http://schemas.microsoft.com/office/word/2020/wordml/sdtdatahash" xmlns:w16sdtfl="http://schemas.microsoft.com/office/word/2024/wordml/sdtformatlock" xmlns:w16se="http://schemas.microsoft.com/office/word/2015/wordml/symex" xmlns:wpg="http://schemas.microsoft.com/office/word/2010/wordprocessingGroup" xmlns:wpi="http://schemas.microsoft.com/office/word/2010/wordprocessingInk" xmlns:wne="http://schemas.microsoft.com/office/word/2006/wordml" xmlns:wps="http://schemas.microsoft.com/office/word/2010/wordprocessingShape" mc:Ignorable="w14 w15 w16se w16cid w16 w16cex w16sdtdh w16sdtfl w16du wp14">
+  <w:p>
+    <w:pPr>
+      <w:pStyle w:val="Footer"/>
+    </w:pPr>
   </w:p>
 </w:ftr>
 </file>
@@ -481,23 +470,45 @@
     <w:pPr>
       <w:pStyle w:val="Header"/>
     </w:pPr>
+  </w:p>
+</w:hdr>
+</file>
+
+<file path=word/header2.xml><?xml version="1.0" encoding="utf-8"?>
+<w:hdr xmlns:wpc="http://schemas.microsoft.com/office/word/2010/wordprocessingCanvas" xmlns:cx="http://schemas.microsoft.com/office/drawing/2014/chartex" xmlns:cx1="http://schemas.microsoft.com/office/drawing/2015/9/8/chartex" xmlns:cx2="http://schemas.microsoft.com/office/drawing/2015/10/21/chartex" xmlns:cx3="http://schemas.microsoft.com/office/drawing/2016/5/9/chartex" xmlns:cx4="http://schemas.microsoft.com/office/drawing/2016/5/10/chartex" xmlns:cx5="http://schemas.microsoft.com/office/drawing/2016/5/11/chartex" xmlns:cx6="http://schemas.microsoft.com/office/drawing/2016/5/12/chartex" xmlns:cx7="http://schemas.microsoft.com/office/drawing/2016/5/13/chartex" xmlns:cx8="http://schemas.microsoft.com/office/drawing/2016/5/14/chartex" xmlns:mc="http://schemas.openxmlformats.org/markup-compatibility/2006" xmlns:aink="http://schemas.microsoft.com/office/drawing/2016/ink" xmlns:am3d="http://schemas.microsoft.com/office/drawing/2017/model3d" xmlns:o="urn:schemas-microsoft-com:office:office" xmlns:oel="http://schemas.microsoft.com/office/2019/extlst" xmlns:r="http://schemas.openxmlformats.org/officeDocument/2006/relationships" xmlns:m="http://schemas.openxmlformats.org/officeDocument/2006/math" xmlns:v="urn:schemas-microsoft-com:vml" xmlns:wp14="http://schemas.microsoft.com/office/word/2010/wordprocessingDrawing" xmlns:wp="http://schemas.openxmlformats.org/drawingml/2006/wordprocessingDrawing" xmlns:w10="urn:schemas-microsoft-com:office:word" xmlns:w="http://schemas.openxmlformats.org/wordprocessingml/2006/main" xmlns:w14="http://schemas.microsoft.com/office/word/2010/wordml" xmlns:w15="http://schemas.microsoft.com/office/word/2012/wordml" xmlns:w16cex="http://schemas.microsoft.com/office/word/2018/wordml/cex" xmlns:w16cid="http://schemas.microsoft.com/office/word/2016/wordml/cid" xmlns:w16="http://schemas.microsoft.com/office/word/2018/wordml" xmlns:w16du="http://schemas.microsoft.com/office/word/2023/wordml/word16du" xmlns:w16sdtdh="http://schemas.microsoft.com/office/word/2020/wordml/sdtdatahash" xmlns:w16sdtfl="http://schemas.microsoft.com/office/word/2024/wordml/sdtformatlock" xmlns:w16se="http://schemas.microsoft.com/office/word/2015/wordml/symex" xmlns:wpg="http://schemas.microsoft.com/office/word/2010/wordprocessingGroup" xmlns:wpi="http://schemas.microsoft.com/office/word/2010/wordprocessingInk" xmlns:wne="http://schemas.microsoft.com/office/word/2006/wordml" xmlns:wps="http://schemas.microsoft.com/office/word/2010/wordprocessingShape" mc:Ignorable="w14 w15 w16se w16cid w16 w16cex w16sdtdh w16sdtfl w16du wp14">
+  <w:p>
+    <w:pPr>
+      <w:pStyle w:val="Header"/>
+    </w:pPr>
     <w:r>
       <w:rPr>
         <w:noProof/>
       </w:rPr>
       <w:drawing>
-        <wp:anchor distT="0" distB="0" distL="114300" distR="114300" simplePos="0" relativeHeight="251658240" behindDoc="0" locked="0" layoutInCell="1" allowOverlap="1" wp14:anchorId="78D357E6" wp14:editId="30F9001C">
+        <wp:anchor distT="0" distB="0" distL="114300" distR="114300" simplePos="0" relativeHeight="251658240" behindDoc="0" locked="0" layoutInCell="1" allowOverlap="1" wp14:anchorId="182B393F" wp14:editId="5B3F8BC0">
           <wp:simplePos x="0" y="0"/>
-          <wp:positionH relativeFrom="margin">
-            <wp:posOffset>4649470</wp:posOffset>
+          <wp:positionH relativeFrom="column">
+            <wp:posOffset>4312920</wp:posOffset>
           </wp:positionH>
-          <wp:positionV relativeFrom="margin">
-            <wp:posOffset>-381000</wp:posOffset>
+          <wp:positionV relativeFrom="paragraph">
+            <wp:posOffset>-304800</wp:posOffset>
           </wp:positionV>
-          <wp:extent cx="1621790" cy="1621790"/>
-          <wp:effectExtent l="0" t="0" r="0" b="0"/>
-          <wp:wrapSquare wrapText="bothSides"/>
-          <wp:docPr id="2002366831" name="Picture 1"/>
+          <wp:extent cx="2011680" cy="2011680"/>
+          <wp:effectExtent l="0" t="0" r="7620" b="7620"/>
+          <wp:wrapThrough wrapText="bothSides">
+            <wp:wrapPolygon edited="0">
+              <wp:start x="818" y="0"/>
+              <wp:lineTo x="0" y="409"/>
+              <wp:lineTo x="0" y="21273"/>
+              <wp:lineTo x="818" y="21477"/>
+              <wp:lineTo x="20659" y="21477"/>
+              <wp:lineTo x="21477" y="21273"/>
+              <wp:lineTo x="21477" y="409"/>
+              <wp:lineTo x="20659" y="0"/>
+              <wp:lineTo x="818" y="0"/>
+            </wp:wrapPolygon>
+          </wp:wrapThrough>
+          <wp:docPr id="1047554959" name="Picture 1" descr="A logo with text and tree&#10;&#10;AI-generated content may be incorrect."/>
           <wp:cNvGraphicFramePr>
             <a:graphicFrameLocks xmlns:a="http://schemas.openxmlformats.org/drawingml/2006/main" noChangeAspect="1"/>
           </wp:cNvGraphicFramePr>
@@ -505,33 +516,29 @@
             <a:graphicData uri="http://schemas.openxmlformats.org/drawingml/2006/picture">
               <pic:pic xmlns:pic="http://schemas.openxmlformats.org/drawingml/2006/picture">
                 <pic:nvPicPr>
-                  <pic:cNvPr id="0" name="Picture 1"/>
-                  <pic:cNvPicPr>
-                    <a:picLocks noChangeAspect="1" noChangeArrowheads="1"/>
-                  </pic:cNvPicPr>
+                  <pic:cNvPr id="1047554959" name="Picture 1" descr="A logo with text and tree&#10;&#10;AI-generated content may be incorrect."/>
+                  <pic:cNvPicPr/>
                 </pic:nvPicPr>
                 <pic:blipFill>
-                  <a:blip r:embed="rId1">
-                    <a:extLst>
-                      <a:ext uri="{28A0092B-C50C-407E-A947-70E740481C1C}">
-                        <a14:useLocalDpi xmlns:a14="http://schemas.microsoft.com/office/drawing/2010/main" val="0"/>
-                      </a:ext>
-                    </a:extLst>
-                  </a:blip>
-                  <a:srcRect/>
+                  <a:blip r:embed="rId1"/>
                   <a:stretch>
                     <a:fillRect/>
                   </a:stretch>
                 </pic:blipFill>
-                <pic:spPr bwMode="auto">
+                <pic:spPr>
                   <a:xfrm>
                     <a:off x="0" y="0"/>
-                    <a:ext cx="1621790" cy="1621790"/>
+                    <a:ext cx="2011680" cy="2011680"/>
                   </a:xfrm>
                   <a:prstGeom prst="rect">
                     <a:avLst/>
                   </a:prstGeom>
-                  <a:noFill/>
+                  <a:ln>
+                    <a:noFill/>
+                  </a:ln>
+                  <a:effectLst>
+                    <a:softEdge rad="112500"/>
+                  </a:effectLst>
                 </pic:spPr>
               </pic:pic>
             </a:graphicData>
@@ -539,6 +546,16 @@
         </wp:anchor>
       </w:drawing>
     </w:r>
+  </w:p>
+</w:hdr>
+</file>
+
+<file path=word/header3.xml><?xml version="1.0" encoding="utf-8"?>
+<w:hdr xmlns:wpc="http://schemas.microsoft.com/office/word/2010/wordprocessingCanvas" xmlns:cx="http://schemas.microsoft.com/office/drawing/2014/chartex" xmlns:cx1="http://schemas.microsoft.com/office/drawing/2015/9/8/chartex" xmlns:cx2="http://schemas.microsoft.com/office/drawing/2015/10/21/chartex" xmlns:cx3="http://schemas.microsoft.com/office/drawing/2016/5/9/chartex" xmlns:cx4="http://schemas.microsoft.com/office/drawing/2016/5/10/chartex" xmlns:cx5="http://schemas.microsoft.com/office/drawing/2016/5/11/chartex" xmlns:cx6="http://schemas.microsoft.com/office/drawing/2016/5/12/chartex" xmlns:cx7="http://schemas.microsoft.com/office/drawing/2016/5/13/chartex" xmlns:cx8="http://schemas.microsoft.com/office/drawing/2016/5/14/chartex" xmlns:mc="http://schemas.openxmlformats.org/markup-compatibility/2006" xmlns:aink="http://schemas.microsoft.com/office/drawing/2016/ink" xmlns:am3d="http://schemas.microsoft.com/office/drawing/2017/model3d" xmlns:o="urn:schemas-microsoft-com:office:office" xmlns:oel="http://schemas.microsoft.com/office/2019/extlst" xmlns:r="http://schemas.openxmlformats.org/officeDocument/2006/relationships" xmlns:m="http://schemas.openxmlformats.org/officeDocument/2006/math" xmlns:v="urn:schemas-microsoft-com:vml" xmlns:wp14="http://schemas.microsoft.com/office/word/2010/wordprocessingDrawing" xmlns:wp="http://schemas.openxmlformats.org/drawingml/2006/wordprocessingDrawing" xmlns:w10="urn:schemas-microsoft-com:office:word" xmlns:w="http://schemas.openxmlformats.org/wordprocessingml/2006/main" xmlns:w14="http://schemas.microsoft.com/office/word/2010/wordml" xmlns:w15="http://schemas.microsoft.com/office/word/2012/wordml" xmlns:w16cex="http://schemas.microsoft.com/office/word/2018/wordml/cex" xmlns:w16cid="http://schemas.microsoft.com/office/word/2016/wordml/cid" xmlns:w16="http://schemas.microsoft.com/office/word/2018/wordml" xmlns:w16du="http://schemas.microsoft.com/office/word/2023/wordml/word16du" xmlns:w16sdtdh="http://schemas.microsoft.com/office/word/2020/wordml/sdtdatahash" xmlns:w16sdtfl="http://schemas.microsoft.com/office/word/2024/wordml/sdtformatlock" xmlns:w16se="http://schemas.microsoft.com/office/word/2015/wordml/symex" xmlns:wpg="http://schemas.microsoft.com/office/word/2010/wordprocessingGroup" xmlns:wpi="http://schemas.microsoft.com/office/word/2010/wordprocessingInk" xmlns:wne="http://schemas.microsoft.com/office/word/2006/wordml" xmlns:wps="http://schemas.microsoft.com/office/word/2010/wordprocessingShape" mc:Ignorable="w14 w15 w16se w16cid w16 w16cex w16sdtdh w16sdtfl w16du wp14">
+  <w:p>
+    <w:pPr>
+      <w:pStyle w:val="Header"/>
+    </w:pPr>
   </w:p>
 </w:hdr>
 </file>
